--- a/6-semestre/analise-de-dados/aula-13/analise_desempenho_alunos_grupo_9.docx
+++ b/6-semestre/analise-de-dados/aula-13/analise_desempenho_alunos_grupo_9.docx
@@ -19,6 +19,7 @@
     <w:p>
       <w:pPr>
         <w:rPr>
+          <w:u w:val="single"/>
           <w:lang w:val="pt-BR"/>
         </w:rPr>
       </w:pPr>
@@ -60,6 +61,26 @@
         <w:rPr>
           <w:lang w:val="pt-BR"/>
         </w:rPr>
+        <w:t>Anthony</w:t>
+      </w:r>
+      <w:r>
+        <w:rPr>
+          <w:lang w:val="pt-BR"/>
+        </w:rPr>
+        <w:t xml:space="preserve"> </w:t>
+      </w:r>
+    </w:p>
+    <w:p>
+      <w:pPr>
+        <w:rPr>
+          <w:u w:val="single"/>
+          <w:lang w:val="pt-BR"/>
+        </w:rPr>
+      </w:pPr>
+      <w:r>
+        <w:rPr>
+          <w:lang w:val="pt-BR"/>
+        </w:rPr>
         <w:t>Gabriel Duarte 03231030</w:t>
       </w:r>
     </w:p>
@@ -147,12 +168,16 @@
     <w:p>
       <w:pPr>
         <w:pStyle w:val="Ttulo1"/>
+        <w:rPr>
+          <w:lang w:val="pt-BR"/>
+        </w:rPr>
       </w:pPr>
-      <w:proofErr w:type="spellStart"/>
-      <w:r>
+      <w:r>
+        <w:rPr>
+          <w:lang w:val="pt-BR"/>
+        </w:rPr>
         <w:t>Média</w:t>
       </w:r>
-      <w:proofErr w:type="spellEnd"/>
     </w:p>
     <w:p>
       <w:r>
@@ -206,6 +231,7 @@
         <w:rPr>
           <w:lang w:val="pt-BR"/>
         </w:rPr>
+        <w:lastRenderedPageBreak/>
         <w:t>A média mostra o desempenho médio dos alunos em cada variável.</w:t>
       </w:r>
       <w:r>
@@ -240,7 +266,6 @@
     <w:p>
       <w:proofErr w:type="gramStart"/>
       <w:r>
-        <w:lastRenderedPageBreak/>
         <w:t>import</w:t>
       </w:r>
       <w:proofErr w:type="gramEnd"/>
@@ -741,7 +766,6 @@
         <w:pStyle w:val="Ttulo1"/>
       </w:pPr>
       <w:r>
-        <w:lastRenderedPageBreak/>
         <w:t>Mediana</w:t>
       </w:r>
       <w:r>
@@ -1411,6 +1435,7 @@
         <w:rPr>
           <w:lang w:val="pt-BR"/>
         </w:rPr>
+        <w:lastRenderedPageBreak/>
         <w:t>plt.tight</w:t>
       </w:r>
       <w:proofErr w:type="gramEnd"/>
@@ -1491,7 +1516,6 @@
         <w:rPr>
           <w:lang w:val="pt-BR"/>
         </w:rPr>
-        <w:lastRenderedPageBreak/>
         <w:t>plt.show</w:t>
       </w:r>
       <w:proofErr w:type="spellEnd"/>
@@ -2056,6 +2080,7 @@
         <w:rPr>
           <w:lang w:val="pt-BR"/>
         </w:rPr>
+        <w:lastRenderedPageBreak/>
         <w:t>plt.figure</w:t>
       </w:r>
       <w:proofErr w:type="spellEnd"/>
@@ -2166,7 +2191,6 @@
         <w:rPr>
           <w:lang w:val="pt-BR"/>
         </w:rPr>
-        <w:lastRenderedPageBreak/>
         <w:t>plt.xlabel</w:t>
       </w:r>
       <w:proofErr w:type="spellEnd"/>
@@ -2923,6 +2947,7 @@
         <w:rPr>
           <w:lang w:val="pt-BR"/>
         </w:rPr>
+        <w:lastRenderedPageBreak/>
         <w:t>plt.figure</w:t>
       </w:r>
       <w:proofErr w:type="spellEnd"/>
@@ -3011,7 +3036,6 @@
         <w:rPr>
           <w:lang w:val="pt-BR"/>
         </w:rPr>
-        <w:lastRenderedPageBreak/>
         <w:t>plt.title</w:t>
       </w:r>
       <w:proofErr w:type="spellEnd"/>
